--- a/docs/stark.docx
+++ b/docs/stark.docx
@@ -191,7 +191,7 @@
           <w:b/>
           <w:bCs/>
         </w:rPr>
-        <w:t xml:space="preserve">ISN V3.1/V4</w:t>
+        <w:t xml:space="preserve">SN V3.1/V4</w:t>
       </w:r>
       <w:r>
         <w:t xml:space="preserve">.</w:t>
@@ -881,13 +881,13 @@
       </w:r>
     </w:p>
     <w:bookmarkEnd w:id="26"/>
-    <w:bookmarkStart w:id="27" w:name="path-to-isn-v3"/>
+    <w:bookmarkStart w:id="27" w:name="path-to-sn-v3"/>
     <w:p>
       <w:pPr>
         <w:pStyle w:val="Heading2"/>
       </w:pPr>
       <w:r>
-        <w:t xml:space="preserve">Path to ISN V3</w:t>
+        <w:t xml:space="preserve">Path to SN V3</w:t>
       </w:r>
     </w:p>
     <w:p>
@@ -985,7 +985,7 @@
         <w:pStyle w:val="FirstParagraph"/>
       </w:pPr>
       <w:r>
-        <w:t xml:space="preserve">Stark (1813–1835) is a high‑value, printed dataset that can be reliably normalized with OCR+rules+dual‑QC to support ISN V3.</w:t>
+        <w:t xml:space="preserve">Stark (1813–1835) is a high‑value, printed dataset that can be reliably normalized with OCR+rules+dual‑QC to support SN V3.</w:t>
       </w:r>
     </w:p>
     <w:bookmarkEnd w:id="27"/>

--- a/docs/stark.docx
+++ b/docs/stark.docx
@@ -191,7 +191,28 @@
           <w:b/>
           <w:bCs/>
         </w:rPr>
-        <w:t xml:space="preserve">SN V3.1/V4</w:t>
+        <w:t xml:space="preserve">S</w:t>
+      </w:r>
+      <w:r>
+        <w:rPr>
+          <w:b/>
+          <w:bCs/>
+        </w:rPr>
+        <w:t xml:space="preserve">N</w:t>
+      </w:r>
+      <w:r>
+        <w:rPr>
+          <w:b/>
+          <w:bCs/>
+        </w:rPr>
+        <w:t xml:space="preserve"> </w:t>
+      </w:r>
+      <w:r>
+        <w:rPr>
+          <w:b/>
+          <w:bCs/>
+        </w:rPr>
+        <w:t xml:space="preserve">V3.1/V4</w:t>
       </w:r>
       <w:r>
         <w:t xml:space="preserve">.</w:t>
@@ -887,7 +908,16 @@
         <w:pStyle w:val="Heading2"/>
       </w:pPr>
       <w:r>
-        <w:t xml:space="preserve">Path to SN V3</w:t>
+        <w:t xml:space="preserve">Path to S</w:t>
+      </w:r>
+      <w:r>
+        <w:t xml:space="preserve">N</w:t>
+      </w:r>
+      <w:r>
+        <w:t xml:space="preserve"> </w:t>
+      </w:r>
+      <w:r>
+        <w:t xml:space="preserve">V3</w:t>
       </w:r>
     </w:p>
     <w:p>
@@ -985,7 +1015,16 @@
         <w:pStyle w:val="FirstParagraph"/>
       </w:pPr>
       <w:r>
-        <w:t xml:space="preserve">Stark (1813–1835) is a high‑value, printed dataset that can be reliably normalized with OCR+rules+dual‑QC to support SN V3.</w:t>
+        <w:t xml:space="preserve">Stark (1813–1835) is a high‑value, printed dataset that can be reliably normalized with OCR+rules+dual‑QC to support S</w:t>
+      </w:r>
+      <w:r>
+        <w:t xml:space="preserve">N</w:t>
+      </w:r>
+      <w:r>
+        <w:t xml:space="preserve"> </w:t>
+      </w:r>
+      <w:r>
+        <w:t xml:space="preserve">V3.</w:t>
       </w:r>
     </w:p>
     <w:bookmarkEnd w:id="27"/>
